--- a/static/downloads/es/docx/layer-6/experiment-template.docx
+++ b/static/downloads/es/docx/layer-6/experiment-template.docx
@@ -87,7 +87,7 @@
         <w:t xml:space="preserve"> </w:t>
       </w:r>
       <w:r>
-        <w:t xml:space="preserve">2026-06-26</w:t>
+        <w:t xml:space="preserve">2026-07-07</w:t>
       </w:r>
     </w:p>
     <w:p>
@@ -238,10 +238,10 @@
     </w:p>
     <w:p>
       <w:pPr>
-        <w:pStyle w:val="BlockText"/>
-      </w:pPr>
-      <w:r>
-        <w:t xml:space="preserve">Los experimentos permiten que la comunidad pruebe un cambio sin adoptarlo de forma permanente. Para mantener la seguridad, cada experimento DEBE estar acotado en el tiempo, etiquetado y con expiración automática — y DEBE registrar sus resultados en el Registro de Aprendizajes.</w:t>
+        <w:pStyle w:val="FirstParagraph"/>
+      </w:pPr>
+      <w:r>
+        <w:t xml:space="preserve">&gt; Los experimentos permiten que la comunidad pruebe un cambio sin adoptarlo de forma permanente. Para mantener la seguridad, cada experimento DEBE estar acotado en el tiempo, etiquetado y con expiración automática — y DEBE registrar sus resultados en el Registro de Aprendizajes.</w:t>
       </w:r>
     </w:p>
     <w:p>
@@ -411,8 +411,14 @@
     </w:p>
     <w:p>
       <w:pPr>
-        <w:pStyle w:val="BlockText"/>
-      </w:pPr>
+        <w:pStyle w:val="BodyText"/>
+      </w:pPr>
+      <w:r>
+        <w:t xml:space="preserve">&gt;</w:t>
+      </w:r>
+      <w:r>
+        <w:t xml:space="preserve"> </w:t>
+      </w:r>
       <w:r>
         <w:rPr>
           <w:b/>
@@ -420,13 +426,17 @@
         </w:rPr>
         <w:t xml:space="preserve">Justificación — ¿Por qué se requieren estos campos</w:t>
       </w:r>
-    </w:p>
-    <w:p>
-      <w:pPr>
-        <w:pStyle w:val="BlockText"/>
-      </w:pPr>
-      <w:r>
-        <w:t xml:space="preserve">Sin alcance, duración, criterios de éxito y reversión, un</w:t>
+      <w:r>
+        <w:t xml:space="preserve"> </w:t>
+      </w:r>
+      <w:r>
+        <w:t xml:space="preserve">&gt;</w:t>
+      </w:r>
+      <w:r>
+        <w:t xml:space="preserve"> </w:t>
+      </w:r>
+      <w:r>
+        <w:t xml:space="preserve">&gt; Sin alcance, duración, criterios de éxito y reversión, un</w:t>
       </w:r>
       <w:r>
         <w:t xml:space="preserve"> </w:t>
@@ -443,8 +453,14 @@
     </w:p>
     <w:p>
       <w:pPr>
-        <w:pStyle w:val="BlockText"/>
-      </w:pPr>
+        <w:pStyle w:val="BodyText"/>
+      </w:pPr>
+      <w:r>
+        <w:t xml:space="preserve">&gt;</w:t>
+      </w:r>
+      <w:r>
+        <w:t xml:space="preserve"> </w:t>
+      </w:r>
       <w:r>
         <w:rPr>
           <w:b/>
@@ -452,13 +468,17 @@
         </w:rPr>
         <w:t xml:space="preserve">Instrucciones — Cómo completar esto</w:t>
       </w:r>
-    </w:p>
-    <w:p>
-      <w:pPr>
-        <w:pStyle w:val="BlockText"/>
-      </w:pPr>
-      <w:r>
-        <w:t xml:space="preserve">Completa cada campo. La duración máxima la establece tu Protocolo de Cambios. La autoridad de decisión DEBE provenir de la Matriz de Decisiones.</w:t>
+      <w:r>
+        <w:t xml:space="preserve"> </w:t>
+      </w:r>
+      <w:r>
+        <w:t xml:space="preserve">&gt;</w:t>
+      </w:r>
+      <w:r>
+        <w:t xml:space="preserve"> </w:t>
+      </w:r>
+      <w:r>
+        <w:t xml:space="preserve">&gt; Completa cada campo. La duración máxima la establece tu Protocolo de Cambios. La autoridad de decisión DEBE provenir de la Matriz de Decisiones.</w:t>
       </w:r>
     </w:p>
     <w:p>
@@ -479,6 +499,13 @@
       <w:r>
         <w:t xml:space="preserve"> </w:t>
       </w:r>
+      <w:r>
+        <w:rPr>
+          <w:i/>
+          <w:iCs/>
+        </w:rPr>
+        <w:t xml:space="preserve">&lt;nombre breve del experimento.&gt;</w:t>
+      </w:r>
     </w:p>
     <w:p>
       <w:pPr>
@@ -498,6 +525,13 @@
       <w:r>
         <w:t xml:space="preserve"> </w:t>
       </w:r>
+      <w:r>
+        <w:rPr>
+          <w:i/>
+          <w:iCs/>
+        </w:rPr>
+        <w:t xml:space="preserve">&lt;nombre del miembro.&gt;</w:t>
+      </w:r>
     </w:p>
     <w:p>
       <w:pPr>
@@ -767,8 +801,14 @@
     </w:p>
     <w:p>
       <w:pPr>
-        <w:pStyle w:val="BlockText"/>
-      </w:pPr>
+        <w:pStyle w:val="FirstParagraph"/>
+      </w:pPr>
+      <w:r>
+        <w:t xml:space="preserve">&gt;</w:t>
+      </w:r>
+      <w:r>
+        <w:t xml:space="preserve"> </w:t>
+      </w:r>
       <w:r>
         <w:rPr>
           <w:b/>
@@ -776,19 +816,29 @@
         </w:rPr>
         <w:t xml:space="preserve">Justificación — ¿Por qué los experimentos deben expirar</w:t>
       </w:r>
-    </w:p>
-    <w:p>
-      <w:pPr>
-        <w:pStyle w:val="BlockText"/>
-      </w:pPr>
-      <w:r>
-        <w:t xml:space="preserve">La comunidad necesita la opción de revertir. La expiración automática obliga a tomar una decisión deliberada para hacer el cambio permanente — en lugar de una deriva lenta en la que nadie recuerda que alguna vez fue condicional.</w:t>
-      </w:r>
-    </w:p>
-    <w:p>
-      <w:pPr>
-        <w:pStyle w:val="BlockText"/>
-      </w:pPr>
+      <w:r>
+        <w:t xml:space="preserve"> </w:t>
+      </w:r>
+      <w:r>
+        <w:t xml:space="preserve">&gt;</w:t>
+      </w:r>
+      <w:r>
+        <w:t xml:space="preserve"> </w:t>
+      </w:r>
+      <w:r>
+        <w:t xml:space="preserve">&gt; La comunidad necesita la opción de revertir. La expiración automática obliga a tomar una decisión deliberada para hacer el cambio permanente — en lugar de una deriva lenta en la que nadie recuerda que alguna vez fue condicional.</w:t>
+      </w:r>
+    </w:p>
+    <w:p>
+      <w:pPr>
+        <w:pStyle w:val="BodyText"/>
+      </w:pPr>
+      <w:r>
+        <w:t xml:space="preserve">&gt;</w:t>
+      </w:r>
+      <w:r>
+        <w:t xml:space="preserve"> </w:t>
+      </w:r>
       <w:r>
         <w:rPr>
           <w:b/>
@@ -796,13 +846,17 @@
         </w:rPr>
         <w:t xml:space="preserve">Instrucciones — Cómo completar esto</w:t>
       </w:r>
-    </w:p>
-    <w:p>
-      <w:pPr>
-        <w:pStyle w:val="BlockText"/>
-      </w:pPr>
-      <w:r>
-        <w:t xml:space="preserve">Indica la regla de expiración automática, el mecanismo de renovación y la obligación de registrar los resultados en el Registro de Aprendizajes.</w:t>
+      <w:r>
+        <w:t xml:space="preserve"> </w:t>
+      </w:r>
+      <w:r>
+        <w:t xml:space="preserve">&gt;</w:t>
+      </w:r>
+      <w:r>
+        <w:t xml:space="preserve"> </w:t>
+      </w:r>
+      <w:r>
+        <w:t xml:space="preserve">&gt; Indica la regla de expiración automática, el mecanismo de renovación y la obligación de registrar los resultados en el Registro de Aprendizajes.</w:t>
       </w:r>
     </w:p>
     <w:p>
@@ -829,6 +883,13 @@
           <w:numId w:val="1004"/>
         </w:numPr>
       </w:pPr>
+      <w:r>
+        <w:rPr>
+          <w:i/>
+          <w:iCs/>
+        </w:rPr>
+        <w:t xml:space="preserve">&lt;Los resultados y aprendizajes se registran en el Registro de Aprendizajes.&gt;</w:t>
+      </w:r>
     </w:p>
     <w:p>
       <w:r>
@@ -932,6 +993,13 @@
       </w:r>
       <w:r>
         <w:t xml:space="preserve"> </w:t>
+      </w:r>
+      <w:r>
+        <w:rPr>
+          <w:i/>
+          <w:iCs/>
+        </w:rPr>
+        <w:t xml:space="preserve">&lt;enlace&gt;</w:t>
       </w:r>
     </w:p>
     <w:p>

--- a/static/downloads/es/docx/layer-6/experiment-template.docx
+++ b/static/downloads/es/docx/layer-6/experiment-template.docx
@@ -87,7 +87,7 @@
         <w:t xml:space="preserve"> </w:t>
       </w:r>
       <w:r>
-        <w:t xml:space="preserve">2026-07-07</w:t>
+        <w:t xml:space="preserve">2026-08-31</w:t>
       </w:r>
     </w:p>
     <w:p>
